--- a/Tutorial 04 05 Videos.docx
+++ b/Tutorial 04 05 Videos.docx
@@ -6,13 +6,6 @@
       <w:pPr>
         <w:spacing w:after="0" w:line="240" w:lineRule="auto"/>
       </w:pPr>
-      <w:r>
-        <w:rPr>
-          <w:b w:val="1"/>
-          <w:bCs w:val="1"/>
-        </w:rPr>
-        <w:t>====</w:t>
-      </w:r>
       <w:r>
         <w:rPr>
           <w:b w:val="1"/>
@@ -803,12 +796,25 @@
         </w:drawing>
       </w:r>
     </w:p>
+    <w:p/>
+    <w:p/>
+    <w:p/>
     <w:p>
       <w:pPr>
         <w:rPr>
           <w:rStyle w:val="Hyperlink"/>
         </w:rPr>
       </w:pPr>
+      <w:r>
+        <w:rPr>
+          <w:b w:val="1"/>
+          <w:bCs w:val="1"/>
+        </w:rPr>
+        <w:t>SRP Option:</w:t>
+      </w:r>
+      <w:r>
+        <w:br/>
+      </w:r>
       <w:r>
         <w:rPr/>
         <w:t>Starter Assets (Standard Lighting, needs some material adjustment back to standard) FPC</w:t>
@@ -817,7 +823,7 @@
       <w:r>
         <w:br/>
       </w:r>
-      <w:hyperlink r:id="R5f49a582f534438f">
+      <w:hyperlink r:id="R4ff6c025995e4ec7">
         <w:r>
           <w:rPr>
             <w:rStyle w:val="Hyperlink"/>
@@ -847,6 +853,42 @@
       </w:r>
     </w:p>
     <w:p>
+      <w:pPr>
+        <w:rPr>
+          <w:color w:val="auto"/>
+          <w:highlight w:val="green"/>
+        </w:rPr>
+      </w:pPr>
+      <w:r>
+        <w:rPr>
+          <w:b w:val="1"/>
+          <w:bCs w:val="1"/>
+          <w:color w:val="auto"/>
+          <w:highlight w:val="green"/>
+        </w:rPr>
+        <w:t>URP Option:</w:t>
+      </w:r>
+      <w:r>
+        <w:br/>
+      </w:r>
+      <w:hyperlink r:id="R7fd0034d2b184cc3">
+        <w:r>
+          <w:rPr>
+            <w:rStyle w:val="Hyperlink"/>
+            <w:color w:val="auto"/>
+            <w:highlight w:val="green"/>
+          </w:rPr>
+          <w:t>https://assetstore.unity.com/packages/essentials/starter-assets-character-controllers-urp-267961</w:t>
+        </w:r>
+      </w:hyperlink>
+      <w:r>
+        <w:rPr>
+          <w:color w:val="auto"/>
+        </w:rPr>
+        <w:t xml:space="preserve"> </w:t>
+      </w:r>
+    </w:p>
+    <w:p>
       <w:r>
         <w:rPr/>
         <w:t xml:space="preserve">Overview of Unity Character Controllers: </w:t>
@@ -867,9 +909,31 @@
           <w:numId w:val="15"/>
         </w:numPr>
         <w:spacing w:after="0" w:line="240" w:lineRule="auto"/>
-      </w:pPr>
-      <w:r>
-        <w:t>Import Starter Assets FPC - from tools panel or asset store link above</w:t>
+        <w:rPr/>
+      </w:pPr>
+      <w:r>
+        <w:rPr/>
+        <w:t xml:space="preserve">Import Starter Assets </w:t>
+      </w:r>
+      <w:r>
+        <w:rPr/>
+        <w:t>SRP</w:t>
+      </w:r>
+      <w:r>
+        <w:rPr/>
+        <w:t xml:space="preserve"> or URP</w:t>
+      </w:r>
+      <w:r>
+        <w:rPr/>
+        <w:t xml:space="preserve"> </w:t>
+      </w:r>
+      <w:r>
+        <w:rPr/>
+        <w:t xml:space="preserve">FPC </w:t>
+      </w:r>
+      <w:r>
+        <w:rPr/>
+        <w:t>- from tools panel or asset store link above</w:t>
       </w:r>
     </w:p>
     <w:p>
@@ -1276,15 +1340,87 @@
           <w:numId w:val="13"/>
         </w:numPr>
         <w:spacing w:after="0" w:line="240" w:lineRule="auto"/>
-        <w:rPr/>
-      </w:pPr>
-      <w:r>
-        <w:rPr/>
-        <w:t>Tic to activate UI SA Inputs</w:t>
-      </w:r>
-      <w:r>
-        <w:rPr/>
+        <w:rPr>
+          <w:b w:val="1"/>
+          <w:bCs w:val="1"/>
+          <w:highlight w:val="green"/>
+        </w:rPr>
+      </w:pPr>
+      <w:r>
+        <w:rPr>
+          <w:b w:val="1"/>
+          <w:bCs w:val="1"/>
+          <w:highlight w:val="green"/>
+        </w:rPr>
+        <w:t>Tic</w:t>
+      </w:r>
+      <w:r>
+        <w:rPr>
+          <w:b w:val="1"/>
+          <w:bCs w:val="1"/>
+          <w:highlight w:val="green"/>
+        </w:rPr>
+        <w:t>k in top right in inspector</w:t>
+      </w:r>
+      <w:r>
+        <w:rPr>
+          <w:b w:val="1"/>
+          <w:bCs w:val="1"/>
+          <w:highlight w:val="green"/>
+        </w:rPr>
+        <w:t xml:space="preserve"> to activate UI SA Inputs</w:t>
+      </w:r>
+      <w:r>
+        <w:rPr>
+          <w:b w:val="1"/>
+          <w:bCs w:val="1"/>
+          <w:highlight w:val="green"/>
+        </w:rPr>
         <w:t xml:space="preserve"> in Hierarchy (greyed out)</w:t>
+      </w:r>
+    </w:p>
+    <w:p>
+      <w:pPr>
+        <w:numPr>
+          <w:ilvl w:val="2"/>
+          <w:numId w:val="13"/>
+        </w:numPr>
+        <w:spacing w:after="0" w:line="240" w:lineRule="auto"/>
+        <w:rPr>
+          <w:b w:val="1"/>
+          <w:bCs w:val="1"/>
+          <w:highlight w:val="green"/>
+        </w:rPr>
+      </w:pPr>
+      <w:r>
+        <w:rPr>
+          <w:b w:val="1"/>
+          <w:bCs w:val="1"/>
+          <w:highlight w:val="green"/>
+        </w:rPr>
+        <w:t>URP – called “UI Touchscreen Input”</w:t>
+      </w:r>
+    </w:p>
+    <w:p>
+      <w:pPr>
+        <w:numPr>
+          <w:ilvl w:val="2"/>
+          <w:numId w:val="13"/>
+        </w:numPr>
+        <w:spacing w:after="0" w:line="240" w:lineRule="auto"/>
+        <w:rPr>
+          <w:b w:val="1"/>
+          <w:bCs w:val="1"/>
+          <w:highlight w:val="green"/>
+        </w:rPr>
+      </w:pPr>
+      <w:r>
+        <w:rPr>
+          <w:b w:val="1"/>
+          <w:bCs w:val="1"/>
+          <w:highlight w:val="green"/>
+        </w:rPr>
+        <w:t>SRP – called “UI_Canvas_StarterAssetsInputs_Joysticks”</w:t>
       </w:r>
     </w:p>
     <w:p>
@@ -1956,15 +2092,77 @@
         <w:spacing w:after="0" w:line="240" w:lineRule="auto"/>
       </w:pPr>
       <w:r>
+        <w:rPr/>
         <w:t xml:space="preserve">       3. Activate “UI Canvas </w:t>
       </w:r>
-      <w:proofErr w:type="spellStart"/>
-      <w:r>
+      <w:r>
+        <w:rPr/>
         <w:t>StarterAssetsInputs</w:t>
       </w:r>
-      <w:proofErr w:type="spellEnd"/>
-      <w:r>
+      <w:r>
+        <w:rPr/>
         <w:t xml:space="preserve"> Joysticks” by ticking box in inspector</w:t>
+      </w:r>
+    </w:p>
+    <w:p>
+      <w:pPr>
+        <w:spacing w:after="0" w:line="240" w:lineRule="auto"/>
+        <w:rPr>
+          <w:b w:val="1"/>
+          <w:bCs w:val="1"/>
+          <w:highlight w:val="yellow"/>
+        </w:rPr>
+      </w:pPr>
+      <w:r>
+        <w:rPr>
+          <w:b w:val="1"/>
+          <w:bCs w:val="1"/>
+          <w:highlight w:val="yellow"/>
+        </w:rPr>
+        <w:t xml:space="preserve">Note: You may need to add a </w:t>
+      </w:r>
+      <w:r>
+        <w:rPr>
+          <w:b w:val="1"/>
+          <w:bCs w:val="1"/>
+          <w:highlight w:val="yellow"/>
+        </w:rPr>
+        <w:t>ForceCanvasSort.cs</w:t>
+      </w:r>
+      <w:r>
+        <w:rPr>
+          <w:b w:val="1"/>
+          <w:bCs w:val="1"/>
+          <w:highlight w:val="yellow"/>
+        </w:rPr>
+        <w:t xml:space="preserve"> script to the Joysticks to make them active – this is in BB weeks 4-5</w:t>
+      </w:r>
+      <w:r>
+        <w:rPr>
+          <w:b w:val="1"/>
+          <w:bCs w:val="1"/>
+          <w:highlight w:val="yellow"/>
+        </w:rPr>
+        <w:t xml:space="preserve">: </w:t>
+      </w:r>
+      <w:hyperlink r:id="R66f0f8a79efc4e63">
+        <w:r>
+          <w:rPr>
+            <w:rStyle w:val="Hyperlink"/>
+            <w:b w:val="1"/>
+            <w:bCs w:val="1"/>
+            <w:highlight w:val="yellow"/>
+          </w:rPr>
+          <w:t>https://learning.westminster.ac.uk/bbcswebdav/pid-6110280-dt-content-rid-56045896_1/xid-56045896_1?xythos-download=true</w:t>
+        </w:r>
+      </w:hyperlink>
+      <w:r>
+        <w:rPr>
+          <w:b w:val="1"/>
+          <w:bCs w:val="1"/>
+          <w:highlight w:val="yellow"/>
+        </w:rPr>
+        <w:t xml:space="preserve"> </w:t>
       </w:r>
     </w:p>
     <w:p>
@@ -2039,9 +2237,19 @@
           <w:numId w:val="14"/>
         </w:numPr>
         <w:spacing w:after="0" w:line="240" w:lineRule="auto"/>
-      </w:pPr>
-      <w:r>
-        <w:t>Do The following to Use Unity UI interaction:</w:t>
+        <w:rPr/>
+      </w:pPr>
+      <w:r>
+        <w:rPr/>
+        <w:t>Do The following to Use Unity UI interaction</w:t>
+      </w:r>
+      <w:r>
+        <w:rPr/>
+        <w:t xml:space="preserve"> Joysticks</w:t>
+      </w:r>
+      <w:r>
+        <w:rPr/>
+        <w:t>:</w:t>
       </w:r>
     </w:p>
     <w:p>
@@ -2246,11 +2454,11 @@
     <w:p>
       <w:pPr>
         <w:pBdr>
-          <w:top w:val="nil"/>
-          <w:left w:val="nil"/>
-          <w:bottom w:val="nil"/>
-          <w:right w:val="nil"/>
-          <w:between w:val="nil"/>
+          <w:top w:val="nil" w:color="FF000000" w:sz="0" w:space="0"/>
+          <w:left w:val="nil" w:color="FF000000" w:sz="0" w:space="0"/>
+          <w:bottom w:val="nil" w:color="FF000000" w:sz="0" w:space="0"/>
+          <w:right w:val="nil" w:color="FF000000" w:sz="0" w:space="0"/>
+          <w:between w:val="nil" w:color="FF000000" w:sz="0" w:space="0"/>
         </w:pBdr>
         <w:spacing w:after="0" w:line="240" w:lineRule="auto"/>
         <w:ind w:left="2160"/>
@@ -2261,7 +2469,7 @@
       </w:pPr>
       <w:r>
         <w:rPr>
-          <w:color w:val="000000"/>
+          <w:color w:val="000000" w:themeColor="text1" w:themeTint="FF" w:themeShade="FF"/>
           <w:highlight w:val="green"/>
         </w:rPr>
         <w:t>Note: Single Unified Pointer may work now (2022</w:t>
@@ -2271,6 +2479,28 @@
           <w:highlight w:val="green"/>
         </w:rPr>
         <w:t>)</w:t>
+      </w:r>
+    </w:p>
+    <w:p>
+      <w:pPr>
+        <w:pBdr>
+          <w:top w:val="nil" w:color="FF000000" w:sz="0" w:space="0"/>
+          <w:left w:val="nil" w:color="FF000000" w:sz="0" w:space="0"/>
+          <w:bottom w:val="nil" w:color="FF000000" w:sz="0" w:space="0"/>
+          <w:right w:val="nil" w:color="FF000000" w:sz="0" w:space="0"/>
+          <w:between w:val="nil" w:color="FF000000" w:sz="0" w:space="0"/>
+        </w:pBdr>
+        <w:spacing w:after="0" w:line="240" w:lineRule="auto"/>
+        <w:ind w:left="2160"/>
+        <w:rPr>
+          <w:highlight w:val="green"/>
+        </w:rPr>
+      </w:pPr>
+      <w:r>
+        <w:rPr>
+          <w:highlight w:val="green"/>
+        </w:rPr>
+        <w:t>From UI EventSystem:</w:t>
       </w:r>
     </w:p>
     <w:p>
@@ -2713,9 +2943,39 @@
           <w:numId w:val="11"/>
         </w:numPr>
         <w:spacing w:after="0" w:line="240" w:lineRule="auto"/>
-      </w:pPr>
-      <w:r>
+        <w:rPr/>
+      </w:pPr>
+      <w:r>
+        <w:rPr/>
         <w:t>Does not need to be trigger</w:t>
+      </w:r>
+    </w:p>
+    <w:p>
+      <w:pPr>
+        <w:numPr>
+          <w:ilvl w:val="1"/>
+          <w:numId w:val="11"/>
+        </w:numPr>
+        <w:spacing w:after="0" w:line="240" w:lineRule="auto"/>
+        <w:rPr/>
+      </w:pPr>
+      <w:r>
+        <w:rPr/>
+        <w:t>Scale collider to 2 in Y</w:t>
+      </w:r>
+    </w:p>
+    <w:p>
+      <w:pPr>
+        <w:numPr>
+          <w:ilvl w:val="1"/>
+          <w:numId w:val="11"/>
+        </w:numPr>
+        <w:spacing w:after="0" w:line="240" w:lineRule="auto"/>
+        <w:rPr/>
+      </w:pPr>
+      <w:r>
+        <w:rPr/>
+        <w:t>Translate collider to 1 in Y</w:t>
       </w:r>
     </w:p>
     <w:p>
@@ -2891,9 +3151,24 @@
           <w:numId w:val="3"/>
         </w:numPr>
         <w:spacing w:after="0" w:line="240" w:lineRule="auto"/>
-      </w:pPr>
-      <w:r>
-        <w:t>On Pointer Down</w:t>
+        <w:rPr>
+          <w:b w:val="1"/>
+          <w:bCs w:val="1"/>
+        </w:rPr>
+      </w:pPr>
+      <w:r>
+        <w:rPr>
+          <w:b w:val="1"/>
+          <w:bCs w:val="1"/>
+        </w:rPr>
+        <w:t>On Mouse Down</w:t>
+      </w:r>
+      <w:r>
+        <w:rPr>
+          <w:b w:val="1"/>
+          <w:bCs w:val="1"/>
+        </w:rPr>
+        <w:t xml:space="preserve"> (for Game Object, not Button)</w:t>
       </w:r>
     </w:p>
     <w:p>
@@ -2927,37 +3202,50 @@
           <w:numId w:val="3"/>
         </w:numPr>
         <w:spacing w:after="0" w:line="240" w:lineRule="auto"/>
-      </w:pPr>
-      <w:r>
+        <w:rPr/>
+      </w:pPr>
+      <w:r>
+        <w:rPr/>
         <w:t>Wire as below:</w:t>
       </w:r>
     </w:p>
     <w:p>
       <w:pPr>
         <w:spacing w:after="0" w:line="240" w:lineRule="auto"/>
-        <w:ind w:left="1080"/>
-      </w:pPr>
-      <w:r>
-        <w:rPr>
-          <w:noProof/>
-          <w:u w:val="single"/>
-        </w:rPr>
+        <w:ind/>
+        <w:jc w:val="center"/>
+        <w:rPr>
+          <w:rFonts w:ascii="Calibri" w:hAnsi="Calibri" w:eastAsia="Calibri" w:cs="Calibri"/>
+          <w:noProof w:val="0"/>
+          <w:sz w:val="22"/>
+          <w:szCs w:val="22"/>
+          <w:lang w:val="en-GB"/>
+        </w:rPr>
+      </w:pPr>
+      <w:r>
         <w:drawing>
-          <wp:inline distT="0" distB="0" distL="0" distR="0" wp14:anchorId="739E831B" wp14:editId="07777777">
-            <wp:extent cx="3347085" cy="2950210"/>
+          <wp:inline wp14:editId="1A5322F3" wp14:anchorId="3463857D">
+            <wp:extent cx="5724525" cy="3648075"/>
             <wp:effectExtent l="0" t="0" r="0" b="0"/>
-            <wp:docPr id="20" name="image1.png" descr="A screenshot of a video game&#10;&#10;Description automatically generated with medium confidence"/>
-            <wp:cNvGraphicFramePr/>
-            <a:graphic xmlns:a="http://schemas.openxmlformats.org/drawingml/2006/main">
-              <a:graphicData uri="http://schemas.openxmlformats.org/drawingml/2006/picture">
+            <wp:docPr id="1201174977" name="drawing"/>
+            <wp:cNvGraphicFramePr>
+              <a:graphicFrameLocks noChangeAspect="1"/>
+            </wp:cNvGraphicFramePr>
+            <a:graphic>
+              <a:graphicData xmlns:a="http://schemas.openxmlformats.org/drawingml/2006/main" uri="http://schemas.openxmlformats.org/drawingml/2006/picture">
                 <pic:pic xmlns:pic="http://schemas.openxmlformats.org/drawingml/2006/picture">
                   <pic:nvPicPr>
-                    <pic:cNvPr id="0" name="image1.png" descr="A screenshot of a video game&#10;&#10;Description automatically generated with medium confidence"/>
-                    <pic:cNvPicPr preferRelativeResize="0"/>
+                    <pic:cNvPr id="1201174977" name="Picture 1201174977"/>
+                    <pic:cNvPicPr/>
                   </pic:nvPicPr>
                   <pic:blipFill>
-                    <a:blip r:embed="rId25"/>
-                    <a:srcRect/>
+                    <a:blip xmlns:r="http://schemas.openxmlformats.org/officeDocument/2006/relationships" r:embed="rId483851644">
+                      <a:extLst>
+                        <a:ext uri="{28A0092B-C50C-407E-A947-70E740481C1C}">
+                          <a14:useLocalDpi xmlns:a14="http://schemas.microsoft.com/office/drawing/2010/main"/>
+                        </a:ext>
+                      </a:extLst>
+                    </a:blip>
                     <a:stretch>
                       <a:fillRect/>
                     </a:stretch>
@@ -2965,12 +3253,11 @@
                   <pic:spPr>
                     <a:xfrm>
                       <a:off x="0" y="0"/>
-                      <a:ext cx="3347085" cy="2950210"/>
+                      <a:ext cx="5724525" cy="3648075"/>
                     </a:xfrm>
                     <a:prstGeom prst="rect">
                       <a:avLst/>
                     </a:prstGeom>
-                    <a:ln/>
                   </pic:spPr>
                 </pic:pic>
               </a:graphicData>
@@ -2978,6 +3265,19 @@
           </wp:inline>
         </w:drawing>
       </w:r>
+      <w:hyperlink r:id="R35683c640d704c22">
+        <w:r>
+          <w:rPr>
+            <w:rStyle w:val="Hyperlink"/>
+            <w:rFonts w:ascii="Calibri" w:hAnsi="Calibri" w:eastAsia="Calibri" w:cs="Calibri"/>
+            <w:noProof w:val="0"/>
+            <w:sz w:val="22"/>
+            <w:szCs w:val="22"/>
+            <w:lang w:val="en-GB"/>
+          </w:rPr>
+          <w:t>https://gyazo.com/8387b05762be58a183d8d3b79d61c6bc</w:t>
+        </w:r>
+      </w:hyperlink>
     </w:p>
     <w:p>
       <w:pPr>
@@ -3083,25 +3383,6 @@
     </w:p>
     <w:p>
       <w:pPr>
-        <w:pStyle w:val="Normal"/>
-        <w:spacing w:after="0" w:line="240" w:lineRule="auto"/>
-      </w:pPr>
-    </w:p>
-    <w:p>
-      <w:pPr>
-        <w:spacing w:after="0" w:line="240" w:lineRule="auto"/>
-      </w:pPr>
-    </w:p>
-    <w:p>
-      <w:pPr>
-        <w:spacing w:after="0" w:line="240" w:lineRule="auto"/>
-        <w:rPr>
-          <w:u w:val="single"/>
-        </w:rPr>
-      </w:pPr>
-    </w:p>
-    <w:p>
-      <w:pPr>
         <w:numPr>
           <w:ilvl w:val="0"/>
           <w:numId w:val="4"/>
@@ -3240,8 +3521,14 @@
           <w:numId w:val="3"/>
         </w:numPr>
         <w:spacing w:after="0" w:line="240" w:lineRule="auto"/>
-      </w:pPr>
-      <w:r>
+        <w:rPr>
+          <w:highlight w:val="black"/>
+        </w:rPr>
+      </w:pPr>
+      <w:r>
+        <w:rPr>
+          <w:highlight w:val="black"/>
+        </w:rPr>
         <w:t>Rotate Y to 180</w:t>
       </w:r>
     </w:p>
@@ -3495,35 +3782,49 @@
           <w:numId w:val="3"/>
         </w:numPr>
         <w:spacing w:after="0" w:line="240" w:lineRule="auto"/>
-      </w:pPr>
-      <w:r>
+        <w:rPr/>
+      </w:pPr>
+      <w:r>
+        <w:rPr/>
         <w:t>Wire as below and play test:</w:t>
       </w:r>
     </w:p>
     <w:p>
       <w:pPr>
         <w:spacing w:after="0" w:line="240" w:lineRule="auto"/>
-      </w:pPr>
-      <w:r>
-        <w:rPr>
-          <w:noProof/>
-        </w:rPr>
+        <w:jc w:val="center"/>
+        <w:rPr>
+          <w:rFonts w:ascii="Calibri" w:hAnsi="Calibri" w:eastAsia="Calibri" w:cs="Calibri"/>
+          <w:noProof w:val="0"/>
+          <w:sz w:val="22"/>
+          <w:szCs w:val="22"/>
+          <w:lang w:val="en-GB"/>
+        </w:rPr>
+      </w:pPr>
+      <w:r>
         <w:drawing>
-          <wp:inline distT="114300" distB="114300" distL="114300" distR="114300" wp14:anchorId="672954E0" wp14:editId="07777777">
-            <wp:extent cx="5731200" cy="2197100"/>
+          <wp:inline wp14:editId="319824A2" wp14:anchorId="7FF3120A">
+            <wp:extent cx="5724525" cy="3648075"/>
             <wp:effectExtent l="0" t="0" r="0" b="0"/>
-            <wp:docPr id="19" name="image5.png"/>
-            <wp:cNvGraphicFramePr/>
-            <a:graphic xmlns:a="http://schemas.openxmlformats.org/drawingml/2006/main">
-              <a:graphicData uri="http://schemas.openxmlformats.org/drawingml/2006/picture">
+            <wp:docPr id="2026569990" name="drawing"/>
+            <wp:cNvGraphicFramePr>
+              <a:graphicFrameLocks noChangeAspect="1"/>
+            </wp:cNvGraphicFramePr>
+            <a:graphic>
+              <a:graphicData xmlns:a="http://schemas.openxmlformats.org/drawingml/2006/main" uri="http://schemas.openxmlformats.org/drawingml/2006/picture">
                 <pic:pic xmlns:pic="http://schemas.openxmlformats.org/drawingml/2006/picture">
                   <pic:nvPicPr>
-                    <pic:cNvPr id="0" name="image5.png"/>
-                    <pic:cNvPicPr preferRelativeResize="0"/>
+                    <pic:cNvPr id="1201174977" name="Picture 1201174977"/>
+                    <pic:cNvPicPr/>
                   </pic:nvPicPr>
                   <pic:blipFill>
-                    <a:blip r:embed="rId29"/>
-                    <a:srcRect/>
+                    <a:blip xmlns:r="http://schemas.openxmlformats.org/officeDocument/2006/relationships" r:embed="rId483851644">
+                      <a:extLst>
+                        <a:ext uri="{28A0092B-C50C-407E-A947-70E740481C1C}">
+                          <a14:useLocalDpi xmlns:a14="http://schemas.microsoft.com/office/drawing/2010/main"/>
+                        </a:ext>
+                      </a:extLst>
+                    </a:blip>
                     <a:stretch>
                       <a:fillRect/>
                     </a:stretch>
@@ -3531,12 +3832,11 @@
                   <pic:spPr>
                     <a:xfrm>
                       <a:off x="0" y="0"/>
-                      <a:ext cx="5731200" cy="2197100"/>
+                      <a:ext cx="5724525" cy="3648075"/>
                     </a:xfrm>
                     <a:prstGeom prst="rect">
                       <a:avLst/>
                     </a:prstGeom>
-                    <a:ln/>
                   </pic:spPr>
                 </pic:pic>
               </a:graphicData>
@@ -3544,6 +3844,24 @@
           </wp:inline>
         </w:drawing>
       </w:r>
+      <w:hyperlink r:id="R535abc5615864768">
+        <w:r>
+          <w:rPr>
+            <w:rStyle w:val="Hyperlink"/>
+            <w:rFonts w:ascii="Calibri" w:hAnsi="Calibri" w:eastAsia="Calibri" w:cs="Calibri"/>
+            <w:noProof w:val="0"/>
+            <w:sz w:val="22"/>
+            <w:szCs w:val="22"/>
+            <w:lang w:val="en-GB"/>
+          </w:rPr>
+          <w:t>https://gyazo.com/8387b05762be58a183d8d3b79d61c6bc</w:t>
+        </w:r>
+      </w:hyperlink>
+    </w:p>
+    <w:p>
+      <w:pPr>
+        <w:spacing w:after="0" w:line="240" w:lineRule="auto"/>
+      </w:pPr>
     </w:p>
     <w:p>
       <w:pPr>
@@ -3551,7 +3869,20 @@
         <w:ind w:left="720"/>
       </w:pPr>
       <w:r>
+        <w:rPr/>
         <w:t>If you are using Text Mesh Pro, you need to use node “Text Mesh Pro UGUI: Set Text with Argument”:</w:t>
+      </w:r>
+      <w:r>
+        <w:rPr/>
+        <w:t xml:space="preserve"> </w:t>
+      </w:r>
+      <w:r>
+        <w:rPr>
+          <w:b w:val="1"/>
+          <w:bCs w:val="1"/>
+          <w:highlight w:val="yellow"/>
+        </w:rPr>
+        <w:t>USE ON MOUSE DOWN, Not ON Pointer Down</w:t>
       </w:r>
     </w:p>
     <w:p>
@@ -3725,9 +4056,35 @@
           <w:numId w:val="6"/>
         </w:numPr>
         <w:spacing w:after="0" w:line="240" w:lineRule="auto"/>
-      </w:pPr>
-      <w:r>
+        <w:rPr/>
+      </w:pPr>
+      <w:r>
+        <w:rPr/>
         <w:t>Dialogue Counter - Type: Integer</w:t>
+      </w:r>
+      <w:r>
+        <w:rPr/>
+        <w:t xml:space="preserve"> </w:t>
+      </w:r>
+      <w:r>
+        <w:rPr/>
+        <w:t>(</w:t>
+      </w:r>
+      <w:r>
+        <w:rPr/>
+        <w:t>this</w:t>
+      </w:r>
+      <w:r>
+        <w:rPr/>
+        <w:t xml:space="preserve"> is incremented to access next items in the Animation and dialogue </w:t>
+      </w:r>
+      <w:r>
+        <w:rPr/>
+        <w:t>ArrayLists</w:t>
+      </w:r>
+      <w:r>
+        <w:rPr/>
+        <w:t>.</w:t>
       </w:r>
     </w:p>
     <w:p>
@@ -3749,9 +4106,49 @@
           <w:numId w:val="7"/>
         </w:numPr>
         <w:spacing w:after="0" w:line="240" w:lineRule="auto"/>
-      </w:pPr>
-      <w:r>
+        <w:rPr/>
+      </w:pPr>
+      <w:r>
+        <w:rPr/>
         <w:t>Position at end of Dialogue Text Box</w:t>
+      </w:r>
+    </w:p>
+    <w:p>
+      <w:pPr>
+        <w:numPr>
+          <w:ilvl w:val="1"/>
+          <w:numId w:val="7"/>
+        </w:numPr>
+        <w:spacing w:after="0" w:line="240" w:lineRule="auto"/>
+        <w:rPr>
+          <w:b w:val="1"/>
+          <w:bCs w:val="1"/>
+          <w:highlight w:val="yellow"/>
+        </w:rPr>
+      </w:pPr>
+      <w:r>
+        <w:rPr>
+          <w:b w:val="1"/>
+          <w:bCs w:val="1"/>
+          <w:highlight w:val="yellow"/>
+        </w:rPr>
+        <w:t xml:space="preserve">UI Button canvas will need </w:t>
+      </w:r>
+      <w:r>
+        <w:rPr>
+          <w:b w:val="1"/>
+          <w:bCs w:val="1"/>
+          <w:highlight w:val="yellow"/>
+        </w:rPr>
+        <w:t>ForceCanvasSortOrder.cs</w:t>
+      </w:r>
+      <w:r>
+        <w:rPr>
+          <w:b w:val="1"/>
+          <w:bCs w:val="1"/>
+          <w:highlight w:val="yellow"/>
+        </w:rPr>
+        <w:t xml:space="preserve"> script from BB on it to function!</w:t>
       </w:r>
     </w:p>
     <w:p>
@@ -4195,9 +4592,23 @@
           <w:numId w:val="2"/>
         </w:numPr>
         <w:spacing w:after="0" w:line="240" w:lineRule="auto"/>
-      </w:pPr>
-      <w:r>
-        <w:t>Use dialogue counter to access Arrays to trigger animations and set Unity UI dialogue text</w:t>
+        <w:rPr/>
+      </w:pPr>
+      <w:r>
+        <w:rPr/>
+        <w:t xml:space="preserve">Use dialogue counter to access Arrays </w:t>
+      </w:r>
+      <w:r>
+        <w:rPr/>
+        <w:t>incrementally</w:t>
+      </w:r>
+      <w:r>
+        <w:rPr/>
+        <w:t xml:space="preserve"> </w:t>
+      </w:r>
+      <w:r>
+        <w:rPr/>
+        <w:t>to trigger animations and set Unity UI dialogue text</w:t>
       </w:r>
     </w:p>
     <w:p>
@@ -6548,7 +6959,7 @@
 </file>
 
 <file path=word/theme/theme1.xml><?xml version="1.0" encoding="utf-8"?>
-<a:theme xmlns:a="http://schemas.openxmlformats.org/drawingml/2006/main" name="Office Theme">
+<a:theme xmlns:a="http://schemas.openxmlformats.org/drawingml/2006/main" xmlns:thm15="http://schemas.microsoft.com/office/thememl/2012/main" name="Office Theme">
   <a:themeElements>
     <a:clrScheme name="Office">
       <a:dk1>
